--- a/swh/docx/012.content.docx
+++ b/swh/docx/012.content.docx
@@ -19,7 +19,7 @@
         <w:rPr>
           <w:lang w:val="sw_KE" w:bidi="sw_KE"/>
         </w:rPr>
-        <w:t>Resource: Tyndale Open Study Notes</w:t>
+        <w:t>Resource: Aquifer Open Study Notes (Profiles)</w:t>
       </w:r>
       <w:r>
         <w:rPr>
@@ -112,7 +112,7 @@
         <w:rPr>
           <w:lang w:val="sw_KE" w:bidi="sw_KE"/>
         </w:rPr>
-        <w:t>Tyndale Open Study Notes</w:t>
+        <w:t>Aquifer Open Study Notes (Profiles)</w:t>
       </w:r>
     </w:p>
     <w:p>

--- a/swh/docx/012.content.docx
+++ b/swh/docx/012.content.docx
@@ -261,72 +261,48 @@
         </w:rPr>
         <w:t>Baada ya kushinda Karkemishi mwaka wa 605 KK, Nebukadneza aliteka Siria na maeneo ya karibu, pamoja na Yuda. Katika mwaka huo, alizingira Yerusalemu kwa mara ya kwanza (</w:t>
       </w:r>
-      <w:hyperlink r:id="rId13">
-        <w:r>
-          <w:rPr>
-            <w:lang w:val="sw_KE" w:bidi="sw_KE"/>
-          </w:rPr>
-          <w:rPr>
-            <w:color w:val="0000EE"/>
-            <w:u w:val="single"/>
-          </w:rPr>
-          <w:t>2 Wafalme 24:1</w:t>
-        </w:r>
-      </w:hyperlink>
+      <w:r>
+        <w:rPr>
+          <w:lang w:val="sw_KE" w:bidi="sw_KE"/>
+        </w:rPr>
+        <w:t>2 Wafalme 24:1</w:t>
+      </w:r>
       <w:r>
         <w:rPr>
           <w:lang w:val="sw_KE" w:bidi="sw_KE"/>
         </w:rPr>
         <w:t xml:space="preserve">; </w:t>
       </w:r>
-      <w:hyperlink r:id="rId14">
-        <w:r>
-          <w:rPr>
-            <w:lang w:val="sw_KE" w:bidi="sw_KE"/>
-          </w:rPr>
-          <w:rPr>
-            <w:color w:val="0000EE"/>
-            <w:u w:val="single"/>
-          </w:rPr>
-          <w:t>1:1–2</w:t>
-        </w:r>
-      </w:hyperlink>
+      <w:r>
+        <w:rPr>
+          <w:lang w:val="sw_KE" w:bidi="sw_KE"/>
+        </w:rPr>
+        <w:t>1:1–2</w:t>
+      </w:r>
       <w:r>
         <w:rPr>
           <w:lang w:val="sw_KE" w:bidi="sw_KE"/>
         </w:rPr>
         <w:t>). Alichukua baadhi ya vyombo vya hekalu na viongozi wachanga kadhaa kutoka Yuda, akiwemo Danieli na marafiki zake watatu. Nebukadneza aliteka Yerusalemu tena mwaka wa 597 KK (</w:t>
       </w:r>
-      <w:hyperlink r:id="rId15">
-        <w:r>
-          <w:rPr>
-            <w:lang w:val="sw_KE" w:bidi="sw_KE"/>
-          </w:rPr>
-          <w:rPr>
-            <w:color w:val="0000EE"/>
-            <w:u w:val="single"/>
-          </w:rPr>
-          <w:t>2 Wafalme 24:10–17</w:t>
-        </w:r>
-      </w:hyperlink>
+      <w:r>
+        <w:rPr>
+          <w:lang w:val="sw_KE" w:bidi="sw_KE"/>
+        </w:rPr>
+        <w:t>2 Wafalme 24:10–17</w:t>
+      </w:r>
       <w:r>
         <w:rPr>
           <w:lang w:val="sw_KE" w:bidi="sw_KE"/>
         </w:rPr>
         <w:t>). Alizingira Yerusalemu mwaka wa 588 KK na kuharibu mji na hekalu mwaka wa 586 KK, akiwapeleka uhamishoni watu wengi waliobaki (</w:t>
       </w:r>
-      <w:hyperlink r:id="rId16">
-        <w:r>
-          <w:rPr>
-            <w:lang w:val="sw_KE" w:bidi="sw_KE"/>
-          </w:rPr>
-          <w:rPr>
-            <w:color w:val="0000EE"/>
-            <w:u w:val="single"/>
-          </w:rPr>
-          <w:t>2 Wafalme 25:1–21</w:t>
-        </w:r>
-      </w:hyperlink>
+      <w:r>
+        <w:rPr>
+          <w:lang w:val="sw_KE" w:bidi="sw_KE"/>
+        </w:rPr>
+        <w:t>2 Wafalme 25:1–21</w:t>
+      </w:r>
       <w:r>
         <w:rPr>
           <w:lang w:val="sw_KE" w:bidi="sw_KE"/>
@@ -347,36 +323,24 @@
         </w:rPr>
         <w:t>Maelezo ya kina na ya kuvutia kuhusu Nebukadneza yanapatikana katika kitabu cha Danieli. Alimleta Danieli na marafiki zake Babeli ili kuwafundisha njia za Wababeli. Hata hivyo, Mungu alimtumia Danieli kumfundisha Nebukadneza kuhusu Mungu. Baada ya kunyenyekeshwa kwa kiburi chake kikubwa (</w:t>
       </w:r>
-      <w:hyperlink r:id="rId17">
-        <w:r>
-          <w:rPr>
-            <w:lang w:val="sw_KE" w:bidi="sw_KE"/>
-          </w:rPr>
-          <w:rPr>
-            <w:color w:val="0000EE"/>
-            <w:u w:val="single"/>
-          </w:rPr>
-          <w:t>Danieli 4:28–33</w:t>
-        </w:r>
-      </w:hyperlink>
+      <w:r>
+        <w:rPr>
+          <w:lang w:val="sw_KE" w:bidi="sw_KE"/>
+        </w:rPr>
+        <w:t>Danieli 4:28–33</w:t>
+      </w:r>
       <w:r>
         <w:rPr>
           <w:lang w:val="sw_KE" w:bidi="sw_KE"/>
         </w:rPr>
         <w:t>), Nebukadneza alikiri ukuu na nguvu za Bwana (</w:t>
       </w:r>
-      <w:hyperlink r:id="rId18">
-        <w:r>
-          <w:rPr>
-            <w:lang w:val="sw_KE" w:bidi="sw_KE"/>
-          </w:rPr>
-          <w:rPr>
-            <w:color w:val="0000EE"/>
-            <w:u w:val="single"/>
-          </w:rPr>
-          <w:t>Danieli 4:34–37</w:t>
-        </w:r>
-      </w:hyperlink>
+      <w:r>
+        <w:rPr>
+          <w:lang w:val="sw_KE" w:bidi="sw_KE"/>
+        </w:rPr>
+        <w:t>Danieli 4:34–37</w:t>
+      </w:r>
       <w:r>
         <w:rPr>
           <w:lang w:val="sw_KE" w:bidi="sw_KE"/>
@@ -406,468 +370,312 @@
           <w:lang w:val="sw_KE" w:bidi="sw_KE"/>
         </w:rPr>
       </w:r>
-      <w:hyperlink r:id="rId19">
-        <w:r>
-          <w:rPr>
-            <w:lang w:val="sw_KE" w:bidi="sw_KE"/>
-          </w:rPr>
-          <w:rPr>
-            <w:color w:val="0000EE"/>
-            <w:u w:val="single"/>
-          </w:rPr>
-          <w:t>2 Wafalme 24:1–25:30</w:t>
-        </w:r>
-      </w:hyperlink>
+      <w:r>
+        <w:rPr>
+          <w:lang w:val="sw_KE" w:bidi="sw_KE"/>
+        </w:rPr>
+        <w:t>2 Wafalme 24:1–25:30</w:t>
+      </w:r>
       <w:r>
         <w:rPr>
           <w:lang w:val="sw_KE" w:bidi="sw_KE"/>
         </w:rPr>
         <w:t xml:space="preserve">; </w:t>
       </w:r>
-      <w:hyperlink r:id="rId20">
-        <w:r>
-          <w:rPr>
-            <w:lang w:val="sw_KE" w:bidi="sw_KE"/>
-          </w:rPr>
-          <w:rPr>
-            <w:color w:val="0000EE"/>
-            <w:u w:val="single"/>
-          </w:rPr>
-          <w:t>2 Mambo ya Nyakati 36:6–21</w:t>
-        </w:r>
-      </w:hyperlink>
+      <w:r>
+        <w:rPr>
+          <w:lang w:val="sw_KE" w:bidi="sw_KE"/>
+        </w:rPr>
+        <w:t>2 Mambo ya Nyakati 36:6–21</w:t>
+      </w:r>
       <w:r>
         <w:rPr>
           <w:lang w:val="sw_KE" w:bidi="sw_KE"/>
         </w:rPr>
         <w:t xml:space="preserve">; </w:t>
       </w:r>
-      <w:hyperlink r:id="rId21">
-        <w:r>
-          <w:rPr>
-            <w:lang w:val="sw_KE" w:bidi="sw_KE"/>
-          </w:rPr>
-          <w:rPr>
-            <w:color w:val="0000EE"/>
-            <w:u w:val="single"/>
-          </w:rPr>
-          <w:t>Yeremia 21:1–10</w:t>
-        </w:r>
-      </w:hyperlink>
+      <w:r>
+        <w:rPr>
+          <w:lang w:val="sw_KE" w:bidi="sw_KE"/>
+        </w:rPr>
+        <w:t>Yeremia 21:1–10</w:t>
+      </w:r>
       <w:r>
         <w:rPr>
           <w:lang w:val="sw_KE" w:bidi="sw_KE"/>
         </w:rPr>
         <w:t xml:space="preserve">; </w:t>
       </w:r>
-      <w:hyperlink r:id="rId22">
-        <w:r>
-          <w:rPr>
-            <w:lang w:val="sw_KE" w:bidi="sw_KE"/>
-          </w:rPr>
-          <w:rPr>
-            <w:color w:val="0000EE"/>
-            <w:u w:val="single"/>
-          </w:rPr>
-          <w:t>22:24–27</w:t>
-        </w:r>
-      </w:hyperlink>
+      <w:r>
+        <w:rPr>
+          <w:lang w:val="sw_KE" w:bidi="sw_KE"/>
+        </w:rPr>
+        <w:t>22:24–27</w:t>
+      </w:r>
       <w:r>
         <w:rPr>
           <w:lang w:val="sw_KE" w:bidi="sw_KE"/>
         </w:rPr>
         <w:t xml:space="preserve">; </w:t>
       </w:r>
-      <w:hyperlink r:id="rId23">
-        <w:r>
-          <w:rPr>
-            <w:lang w:val="sw_KE" w:bidi="sw_KE"/>
-          </w:rPr>
-          <w:rPr>
-            <w:color w:val="0000EE"/>
-            <w:u w:val="single"/>
-          </w:rPr>
-          <w:t>24:1</w:t>
-        </w:r>
-      </w:hyperlink>
+      <w:r>
+        <w:rPr>
+          <w:lang w:val="sw_KE" w:bidi="sw_KE"/>
+        </w:rPr>
+        <w:t>24:1</w:t>
+      </w:r>
       <w:r>
         <w:rPr>
           <w:lang w:val="sw_KE" w:bidi="sw_KE"/>
         </w:rPr>
         <w:t xml:space="preserve">; </w:t>
       </w:r>
-      <w:hyperlink r:id="rId24">
-        <w:r>
-          <w:rPr>
-            <w:lang w:val="sw_KE" w:bidi="sw_KE"/>
-          </w:rPr>
-          <w:rPr>
-            <w:color w:val="0000EE"/>
-            <w:u w:val="single"/>
-          </w:rPr>
-          <w:t>25:1–14</w:t>
-        </w:r>
-      </w:hyperlink>
+      <w:r>
+        <w:rPr>
+          <w:lang w:val="sw_KE" w:bidi="sw_KE"/>
+        </w:rPr>
+        <w:t>25:1–14</w:t>
+      </w:r>
       <w:r>
         <w:rPr>
           <w:lang w:val="sw_KE" w:bidi="sw_KE"/>
         </w:rPr>
         <w:t xml:space="preserve">; </w:t>
       </w:r>
-      <w:hyperlink r:id="rId25">
-        <w:r>
-          <w:rPr>
-            <w:lang w:val="sw_KE" w:bidi="sw_KE"/>
-          </w:rPr>
-          <w:rPr>
-            <w:color w:val="0000EE"/>
-            <w:u w:val="single"/>
-          </w:rPr>
-          <w:t>27:4–8</w:t>
-        </w:r>
-      </w:hyperlink>
+      <w:r>
+        <w:rPr>
+          <w:lang w:val="sw_KE" w:bidi="sw_KE"/>
+        </w:rPr>
+        <w:t>27:4–8</w:t>
+      </w:r>
       <w:r>
         <w:rPr>
           <w:lang w:val="sw_KE" w:bidi="sw_KE"/>
         </w:rPr>
         <w:t xml:space="preserve">; </w:t>
       </w:r>
-      <w:hyperlink r:id="rId26">
-        <w:r>
-          <w:rPr>
-            <w:lang w:val="sw_KE" w:bidi="sw_KE"/>
-          </w:rPr>
-          <w:rPr>
-            <w:color w:val="0000EE"/>
-            <w:u w:val="single"/>
-          </w:rPr>
-          <w:t>28:14</w:t>
-        </w:r>
-      </w:hyperlink>
+      <w:r>
+        <w:rPr>
+          <w:lang w:val="sw_KE" w:bidi="sw_KE"/>
+        </w:rPr>
+        <w:t>28:14</w:t>
+      </w:r>
       <w:r>
         <w:rPr>
           <w:lang w:val="sw_KE" w:bidi="sw_KE"/>
         </w:rPr>
         <w:t xml:space="preserve">; </w:t>
       </w:r>
-      <w:hyperlink r:id="rId27">
-        <w:r>
-          <w:rPr>
-            <w:lang w:val="sw_KE" w:bidi="sw_KE"/>
-          </w:rPr>
-          <w:rPr>
-            <w:color w:val="0000EE"/>
-            <w:u w:val="single"/>
-          </w:rPr>
-          <w:t>29:1–23</w:t>
-        </w:r>
-      </w:hyperlink>
+      <w:r>
+        <w:rPr>
+          <w:lang w:val="sw_KE" w:bidi="sw_KE"/>
+        </w:rPr>
+        <w:t>29:1–23</w:t>
+      </w:r>
       <w:r>
         <w:rPr>
           <w:lang w:val="sw_KE" w:bidi="sw_KE"/>
         </w:rPr>
         <w:t xml:space="preserve">; </w:t>
       </w:r>
-      <w:hyperlink r:id="rId28">
-        <w:r>
-          <w:rPr>
-            <w:lang w:val="sw_KE" w:bidi="sw_KE"/>
-          </w:rPr>
-          <w:rPr>
-            <w:color w:val="0000EE"/>
-            <w:u w:val="single"/>
-          </w:rPr>
-          <w:t>32:1–5</w:t>
-        </w:r>
-      </w:hyperlink>
+      <w:r>
+        <w:rPr>
+          <w:lang w:val="sw_KE" w:bidi="sw_KE"/>
+        </w:rPr>
+        <w:t>32:1–5</w:t>
+      </w:r>
       <w:r>
         <w:rPr>
           <w:lang w:val="sw_KE" w:bidi="sw_KE"/>
         </w:rPr>
         <w:t xml:space="preserve">, </w:t>
       </w:r>
-      <w:hyperlink r:id="rId29">
-        <w:r>
-          <w:rPr>
-            <w:lang w:val="sw_KE" w:bidi="sw_KE"/>
-          </w:rPr>
-          <w:rPr>
-            <w:color w:val="0000EE"/>
-            <w:u w:val="single"/>
-          </w:rPr>
-          <w:t>26–31</w:t>
-        </w:r>
-      </w:hyperlink>
+      <w:r>
+        <w:rPr>
+          <w:lang w:val="sw_KE" w:bidi="sw_KE"/>
+        </w:rPr>
+        <w:t>26–31</w:t>
+      </w:r>
       <w:r>
         <w:rPr>
           <w:lang w:val="sw_KE" w:bidi="sw_KE"/>
         </w:rPr>
         <w:t xml:space="preserve">; </w:t>
       </w:r>
-      <w:hyperlink r:id="rId30">
-        <w:r>
-          <w:rPr>
-            <w:lang w:val="sw_KE" w:bidi="sw_KE"/>
-          </w:rPr>
-          <w:rPr>
-            <w:color w:val="0000EE"/>
-            <w:u w:val="single"/>
-          </w:rPr>
-          <w:t>34:1–3</w:t>
-        </w:r>
-      </w:hyperlink>
+      <w:r>
+        <w:rPr>
+          <w:lang w:val="sw_KE" w:bidi="sw_KE"/>
+        </w:rPr>
+        <w:t>34:1–3</w:t>
+      </w:r>
       <w:r>
         <w:rPr>
           <w:lang w:val="sw_KE" w:bidi="sw_KE"/>
         </w:rPr>
         <w:t xml:space="preserve">; </w:t>
       </w:r>
-      <w:hyperlink r:id="rId31">
-        <w:r>
-          <w:rPr>
-            <w:lang w:val="sw_KE" w:bidi="sw_KE"/>
-          </w:rPr>
-          <w:rPr>
-            <w:color w:val="0000EE"/>
-            <w:u w:val="single"/>
-          </w:rPr>
-          <w:t>37:1</w:t>
-        </w:r>
-      </w:hyperlink>
+      <w:r>
+        <w:rPr>
+          <w:lang w:val="sw_KE" w:bidi="sw_KE"/>
+        </w:rPr>
+        <w:t>37:1</w:t>
+      </w:r>
       <w:r>
         <w:rPr>
           <w:lang w:val="sw_KE" w:bidi="sw_KE"/>
         </w:rPr>
         <w:t xml:space="preserve">; </w:t>
       </w:r>
-      <w:hyperlink r:id="rId32">
-        <w:r>
-          <w:rPr>
-            <w:lang w:val="sw_KE" w:bidi="sw_KE"/>
-          </w:rPr>
-          <w:rPr>
-            <w:color w:val="0000EE"/>
-            <w:u w:val="single"/>
-          </w:rPr>
-          <w:t>39:1–14</w:t>
-        </w:r>
-      </w:hyperlink>
+      <w:r>
+        <w:rPr>
+          <w:lang w:val="sw_KE" w:bidi="sw_KE"/>
+        </w:rPr>
+        <w:t>39:1–14</w:t>
+      </w:r>
       <w:r>
         <w:rPr>
           <w:lang w:val="sw_KE" w:bidi="sw_KE"/>
         </w:rPr>
         <w:t xml:space="preserve">; </w:t>
       </w:r>
-      <w:hyperlink r:id="rId33">
-        <w:r>
-          <w:rPr>
-            <w:lang w:val="sw_KE" w:bidi="sw_KE"/>
-          </w:rPr>
-          <w:rPr>
-            <w:color w:val="0000EE"/>
-            <w:u w:val="single"/>
-          </w:rPr>
-          <w:t>43:10–13</w:t>
-        </w:r>
-      </w:hyperlink>
+      <w:r>
+        <w:rPr>
+          <w:lang w:val="sw_KE" w:bidi="sw_KE"/>
+        </w:rPr>
+        <w:t>43:10–13</w:t>
+      </w:r>
       <w:r>
         <w:rPr>
           <w:lang w:val="sw_KE" w:bidi="sw_KE"/>
         </w:rPr>
         <w:t xml:space="preserve">; </w:t>
       </w:r>
-      <w:hyperlink r:id="rId34">
-        <w:r>
-          <w:rPr>
-            <w:lang w:val="sw_KE" w:bidi="sw_KE"/>
-          </w:rPr>
-          <w:rPr>
-            <w:color w:val="0000EE"/>
-            <w:u w:val="single"/>
-          </w:rPr>
-          <w:t>46:2</w:t>
-        </w:r>
-      </w:hyperlink>
+      <w:r>
+        <w:rPr>
+          <w:lang w:val="sw_KE" w:bidi="sw_KE"/>
+        </w:rPr>
+        <w:t>46:2</w:t>
+      </w:r>
       <w:r>
         <w:rPr>
           <w:lang w:val="sw_KE" w:bidi="sw_KE"/>
         </w:rPr>
         <w:t xml:space="preserve">, </w:t>
       </w:r>
-      <w:hyperlink r:id="rId35">
-        <w:r>
-          <w:rPr>
-            <w:lang w:val="sw_KE" w:bidi="sw_KE"/>
-          </w:rPr>
-          <w:rPr>
-            <w:color w:val="0000EE"/>
-            <w:u w:val="single"/>
-          </w:rPr>
-          <w:t>13–26</w:t>
-        </w:r>
-      </w:hyperlink>
+      <w:r>
+        <w:rPr>
+          <w:lang w:val="sw_KE" w:bidi="sw_KE"/>
+        </w:rPr>
+        <w:t>13–26</w:t>
+      </w:r>
       <w:r>
         <w:rPr>
           <w:lang w:val="sw_KE" w:bidi="sw_KE"/>
         </w:rPr>
         <w:t xml:space="preserve">; </w:t>
       </w:r>
-      <w:hyperlink r:id="rId36">
-        <w:r>
-          <w:rPr>
-            <w:lang w:val="sw_KE" w:bidi="sw_KE"/>
-          </w:rPr>
-          <w:rPr>
-            <w:color w:val="0000EE"/>
-            <w:u w:val="single"/>
-          </w:rPr>
-          <w:t>49:28–33</w:t>
-        </w:r>
-      </w:hyperlink>
+      <w:r>
+        <w:rPr>
+          <w:lang w:val="sw_KE" w:bidi="sw_KE"/>
+        </w:rPr>
+        <w:t>49:28–33</w:t>
+      </w:r>
       <w:r>
         <w:rPr>
           <w:lang w:val="sw_KE" w:bidi="sw_KE"/>
         </w:rPr>
         <w:t xml:space="preserve">; </w:t>
       </w:r>
-      <w:hyperlink r:id="rId37">
-        <w:r>
-          <w:rPr>
-            <w:lang w:val="sw_KE" w:bidi="sw_KE"/>
-          </w:rPr>
-          <w:rPr>
-            <w:color w:val="0000EE"/>
-            <w:u w:val="single"/>
-          </w:rPr>
-          <w:t>50:17</w:t>
-        </w:r>
-      </w:hyperlink>
+      <w:r>
+        <w:rPr>
+          <w:lang w:val="sw_KE" w:bidi="sw_KE"/>
+        </w:rPr>
+        <w:t>50:17</w:t>
+      </w:r>
       <w:r>
         <w:rPr>
           <w:lang w:val="sw_KE" w:bidi="sw_KE"/>
         </w:rPr>
         <w:t xml:space="preserve">; </w:t>
       </w:r>
-      <w:hyperlink r:id="rId38">
-        <w:r>
-          <w:rPr>
-            <w:lang w:val="sw_KE" w:bidi="sw_KE"/>
-          </w:rPr>
-          <w:rPr>
-            <w:color w:val="0000EE"/>
-            <w:u w:val="single"/>
-          </w:rPr>
-          <w:t>51:34</w:t>
-        </w:r>
-      </w:hyperlink>
+      <w:r>
+        <w:rPr>
+          <w:lang w:val="sw_KE" w:bidi="sw_KE"/>
+        </w:rPr>
+        <w:t>51:34</w:t>
+      </w:r>
       <w:r>
         <w:rPr>
           <w:lang w:val="sw_KE" w:bidi="sw_KE"/>
         </w:rPr>
         <w:t xml:space="preserve">; </w:t>
       </w:r>
-      <w:hyperlink r:id="rId39">
-        <w:r>
-          <w:rPr>
-            <w:lang w:val="sw_KE" w:bidi="sw_KE"/>
-          </w:rPr>
-          <w:rPr>
-            <w:color w:val="0000EE"/>
-            <w:u w:val="single"/>
-          </w:rPr>
-          <w:t>52:4–16</w:t>
-        </w:r>
-      </w:hyperlink>
+      <w:r>
+        <w:rPr>
+          <w:lang w:val="sw_KE" w:bidi="sw_KE"/>
+        </w:rPr>
+        <w:t>52:4–16</w:t>
+      </w:r>
       <w:r>
         <w:rPr>
           <w:lang w:val="sw_KE" w:bidi="sw_KE"/>
         </w:rPr>
         <w:t xml:space="preserve">, </w:t>
       </w:r>
-      <w:hyperlink r:id="rId40">
-        <w:r>
-          <w:rPr>
-            <w:lang w:val="sw_KE" w:bidi="sw_KE"/>
-          </w:rPr>
-          <w:rPr>
-            <w:color w:val="0000EE"/>
-            <w:u w:val="single"/>
-          </w:rPr>
-          <w:t>28–30</w:t>
-        </w:r>
-      </w:hyperlink>
+      <w:r>
+        <w:rPr>
+          <w:lang w:val="sw_KE" w:bidi="sw_KE"/>
+        </w:rPr>
+        <w:t>28–30</w:t>
+      </w:r>
       <w:r>
         <w:rPr>
           <w:lang w:val="sw_KE" w:bidi="sw_KE"/>
         </w:rPr>
         <w:t xml:space="preserve">; </w:t>
       </w:r>
-      <w:hyperlink r:id="rId41">
-        <w:r>
-          <w:rPr>
-            <w:lang w:val="sw_KE" w:bidi="sw_KE"/>
-          </w:rPr>
-          <w:rPr>
-            <w:color w:val="0000EE"/>
-            <w:u w:val="single"/>
-          </w:rPr>
-          <w:t>Ezekieli 26:7</w:t>
-        </w:r>
-      </w:hyperlink>
+      <w:r>
+        <w:rPr>
+          <w:lang w:val="sw_KE" w:bidi="sw_KE"/>
+        </w:rPr>
+        <w:t>Ezekieli 26:7</w:t>
+      </w:r>
       <w:r>
         <w:rPr>
           <w:lang w:val="sw_KE" w:bidi="sw_KE"/>
         </w:rPr>
         <w:t xml:space="preserve">; </w:t>
       </w:r>
-      <w:hyperlink r:id="rId42">
-        <w:r>
-          <w:rPr>
-            <w:lang w:val="sw_KE" w:bidi="sw_KE"/>
-          </w:rPr>
-          <w:rPr>
-            <w:color w:val="0000EE"/>
-            <w:u w:val="single"/>
-          </w:rPr>
-          <w:t>29:18–20</w:t>
-        </w:r>
-      </w:hyperlink>
+      <w:r>
+        <w:rPr>
+          <w:lang w:val="sw_KE" w:bidi="sw_KE"/>
+        </w:rPr>
+        <w:t>29:18–20</w:t>
+      </w:r>
       <w:r>
         <w:rPr>
           <w:lang w:val="sw_KE" w:bidi="sw_KE"/>
         </w:rPr>
         <w:t xml:space="preserve">; </w:t>
       </w:r>
-      <w:hyperlink r:id="rId43">
-        <w:r>
-          <w:rPr>
-            <w:lang w:val="sw_KE" w:bidi="sw_KE"/>
-          </w:rPr>
-          <w:rPr>
-            <w:color w:val="0000EE"/>
-            <w:u w:val="single"/>
-          </w:rPr>
-          <w:t>30:10–11</w:t>
-        </w:r>
-      </w:hyperlink>
+      <w:r>
+        <w:rPr>
+          <w:lang w:val="sw_KE" w:bidi="sw_KE"/>
+        </w:rPr>
+        <w:t>30:10–11</w:t>
+      </w:r>
       <w:r>
         <w:rPr>
           <w:lang w:val="sw_KE" w:bidi="sw_KE"/>
         </w:rPr>
         <w:t xml:space="preserve">; </w:t>
       </w:r>
-      <w:hyperlink r:id="rId44">
-        <w:r>
-          <w:rPr>
-            <w:lang w:val="sw_KE" w:bidi="sw_KE"/>
-          </w:rPr>
-          <w:rPr>
-            <w:color w:val="0000EE"/>
-            <w:u w:val="single"/>
-          </w:rPr>
-          <w:t>Danieli 1:1–4:37</w:t>
-        </w:r>
-      </w:hyperlink>
+      <w:r>
+        <w:rPr>
+          <w:lang w:val="sw_KE" w:bidi="sw_KE"/>
+        </w:rPr>
+        <w:t>Danieli 1:1–4:37</w:t>
+      </w:r>
       <w:r>
         <w:rPr>
           <w:lang w:val="sw_KE" w:bidi="sw_KE"/>
@@ -930,18 +738,12 @@
         </w:rPr>
         <w:t>Kabla ya Nehemia kurudi Yudea, alihudumu kama mnyweshaji wa mfalme wa Uajemi Artashasta I, ambaye alitawala kuanzia 465 hadi 424 KK. Mnyweshaji alimletea mfalme divai, akiionja kwanza kuhakikisha haijatiwa sumu. Alikuwa mshauri anayeaminika. Nehemia aliposikia kuhusu hali mbaya ya Yerusalemu, alihisi huruma. Aliomba ruhusa kwa mfalme ili arudi Yudea kusaidia watu wake. Mfalme alikubali na akamteua kuwa gavana wa Yudea kwa miaka kumi na miwili ili kusaidia Wayahudi wenzake na kujenga upya kuta za Yerusalemu (</w:t>
       </w:r>
-      <w:hyperlink r:id="rId45">
-        <w:r>
-          <w:rPr>
-            <w:lang w:val="sw_KE" w:bidi="sw_KE"/>
-          </w:rPr>
-          <w:rPr>
-            <w:color w:val="0000EE"/>
-            <w:u w:val="single"/>
-          </w:rPr>
-          <w:t>Nehemia 1:1–2:8</w:t>
-        </w:r>
-      </w:hyperlink>
+      <w:r>
+        <w:rPr>
+          <w:lang w:val="sw_KE" w:bidi="sw_KE"/>
+        </w:rPr>
+        <w:t>Nehemia 1:1–2:8</w:t>
+      </w:r>
       <w:r>
         <w:rPr>
           <w:lang w:val="sw_KE" w:bidi="sw_KE"/>
@@ -976,108 +778,72 @@
         </w:rPr>
         <w:t>Nehemia alikuwa na imani kubwa, iliyoonyeshwa na maombi yake na imani yake katika mwongozo na msaada wa kimungu (</w:t>
       </w:r>
-      <w:hyperlink r:id="rId46">
-        <w:r>
-          <w:rPr>
-            <w:lang w:val="sw_KE" w:bidi="sw_KE"/>
-          </w:rPr>
-          <w:rPr>
-            <w:color w:val="0000EE"/>
-            <w:u w:val="single"/>
-          </w:rPr>
-          <w:t>Nehemia 1:4–11</w:t>
-        </w:r>
-      </w:hyperlink>
+      <w:r>
+        <w:rPr>
+          <w:lang w:val="sw_KE" w:bidi="sw_KE"/>
+        </w:rPr>
+        <w:t>Nehemia 1:4–11</w:t>
+      </w:r>
       <w:r>
         <w:rPr>
           <w:lang w:val="sw_KE" w:bidi="sw_KE"/>
         </w:rPr>
         <w:t xml:space="preserve">; </w:t>
       </w:r>
-      <w:hyperlink r:id="rId47">
-        <w:r>
-          <w:rPr>
-            <w:lang w:val="sw_KE" w:bidi="sw_KE"/>
-          </w:rPr>
-          <w:rPr>
-            <w:color w:val="0000EE"/>
-            <w:u w:val="single"/>
-          </w:rPr>
-          <w:t>2:4</w:t>
-        </w:r>
-      </w:hyperlink>
+      <w:r>
+        <w:rPr>
+          <w:lang w:val="sw_KE" w:bidi="sw_KE"/>
+        </w:rPr>
+        <w:t>2:4</w:t>
+      </w:r>
       <w:r>
         <w:rPr>
           <w:lang w:val="sw_KE" w:bidi="sw_KE"/>
         </w:rPr>
         <w:t xml:space="preserve">, </w:t>
       </w:r>
-      <w:hyperlink r:id="rId48">
-        <w:r>
-          <w:rPr>
-            <w:lang w:val="sw_KE" w:bidi="sw_KE"/>
-          </w:rPr>
-          <w:rPr>
-            <w:color w:val="0000EE"/>
-            <w:u w:val="single"/>
-          </w:rPr>
-          <w:t>8</w:t>
-        </w:r>
-      </w:hyperlink>
+      <w:r>
+        <w:rPr>
+          <w:lang w:val="sw_KE" w:bidi="sw_KE"/>
+        </w:rPr>
+        <w:t>8</w:t>
+      </w:r>
       <w:r>
         <w:rPr>
           <w:lang w:val="sw_KE" w:bidi="sw_KE"/>
         </w:rPr>
         <w:t xml:space="preserve">, </w:t>
       </w:r>
-      <w:hyperlink r:id="rId49">
-        <w:r>
-          <w:rPr>
-            <w:lang w:val="sw_KE" w:bidi="sw_KE"/>
-          </w:rPr>
-          <w:rPr>
-            <w:color w:val="0000EE"/>
-            <w:u w:val="single"/>
-          </w:rPr>
-          <w:t>18</w:t>
-        </w:r>
-      </w:hyperlink>
+      <w:r>
+        <w:rPr>
+          <w:lang w:val="sw_KE" w:bidi="sw_KE"/>
+        </w:rPr>
+        <w:t>18</w:t>
+      </w:r>
       <w:r>
         <w:rPr>
           <w:lang w:val="sw_KE" w:bidi="sw_KE"/>
         </w:rPr>
         <w:t xml:space="preserve">, </w:t>
       </w:r>
-      <w:hyperlink r:id="rId50">
-        <w:r>
-          <w:rPr>
-            <w:lang w:val="sw_KE" w:bidi="sw_KE"/>
-          </w:rPr>
-          <w:rPr>
-            <w:color w:val="0000EE"/>
-            <w:u w:val="single"/>
-          </w:rPr>
-          <w:t>20</w:t>
-        </w:r>
-      </w:hyperlink>
+      <w:r>
+        <w:rPr>
+          <w:lang w:val="sw_KE" w:bidi="sw_KE"/>
+        </w:rPr>
+        <w:t>20</w:t>
+      </w:r>
       <w:r>
         <w:rPr>
           <w:lang w:val="sw_KE" w:bidi="sw_KE"/>
         </w:rPr>
         <w:t>). Pia alitetea haki ya kiuchumi. Aliwakosoa baadhi ya Wayahudi matajiri kwa kutumia uhaba wa chakula kutoza riba kubwa kwa jamaa zao maskini. Aliweka mfano wa tabia bora (</w:t>
       </w:r>
-      <w:hyperlink r:id="rId51">
-        <w:r>
-          <w:rPr>
-            <w:lang w:val="sw_KE" w:bidi="sw_KE"/>
-          </w:rPr>
-          <w:rPr>
-            <w:color w:val="0000EE"/>
-            <w:u w:val="single"/>
-          </w:rPr>
-          <w:t>Nehemia 5</w:t>
-        </w:r>
-      </w:hyperlink>
+      <w:r>
+        <w:rPr>
+          <w:lang w:val="sw_KE" w:bidi="sw_KE"/>
+        </w:rPr>
+        <w:t>Nehemia 5</w:t>
+      </w:r>
       <w:r>
         <w:rPr>
           <w:lang w:val="sw_KE" w:bidi="sw_KE"/>
@@ -1098,54 +864,36 @@
         </w:rPr>
         <w:t>Nehemia alijali sana kuhusu uaminifu wa watu. Alikabiliana moja kwa moja na wanaume ambao walikuwa wameoa wanawake wasio Wayahudi (</w:t>
       </w:r>
-      <w:hyperlink r:id="rId52">
-        <w:r>
-          <w:rPr>
-            <w:lang w:val="sw_KE" w:bidi="sw_KE"/>
-          </w:rPr>
-          <w:rPr>
-            <w:color w:val="0000EE"/>
-            <w:u w:val="single"/>
-          </w:rPr>
-          <w:t>Nehemia 13:23–29</w:t>
-        </w:r>
-      </w:hyperlink>
+      <w:r>
+        <w:rPr>
+          <w:lang w:val="sw_KE" w:bidi="sw_KE"/>
+        </w:rPr>
+        <w:t>Nehemia 13:23–29</w:t>
+      </w:r>
       <w:r>
         <w:rPr>
           <w:lang w:val="sw_KE" w:bidi="sw_KE"/>
         </w:rPr>
         <w:t>). Alijitolea kudumisha ibada ya hekalu. Aliwaongoza jamii ya Kiyahudi kuahidi kuunga mkono wafanyakazi wa hekalu na kutoa sadaka (</w:t>
       </w:r>
-      <w:hyperlink r:id="rId53">
-        <w:r>
-          <w:rPr>
-            <w:lang w:val="sw_KE" w:bidi="sw_KE"/>
-          </w:rPr>
-          <w:rPr>
-            <w:color w:val="0000EE"/>
-            <w:u w:val="single"/>
-          </w:rPr>
-          <w:t>Nehemia 10:32–39</w:t>
-        </w:r>
-      </w:hyperlink>
+      <w:r>
+        <w:rPr>
+          <w:lang w:val="sw_KE" w:bidi="sw_KE"/>
+        </w:rPr>
+        <w:t>Nehemia 10:32–39</w:t>
+      </w:r>
       <w:r>
         <w:rPr>
           <w:lang w:val="sw_KE" w:bidi="sw_KE"/>
         </w:rPr>
         <w:t>). Pia aliboresha jinsi walivyoshika sabato (</w:t>
       </w:r>
-      <w:hyperlink r:id="rId54">
-        <w:r>
-          <w:rPr>
-            <w:lang w:val="sw_KE" w:bidi="sw_KE"/>
-          </w:rPr>
-          <w:rPr>
-            <w:color w:val="0000EE"/>
-            <w:u w:val="single"/>
-          </w:rPr>
-          <w:t>Nehemia 13:15–22</w:t>
-        </w:r>
-      </w:hyperlink>
+      <w:r>
+        <w:rPr>
+          <w:lang w:val="sw_KE" w:bidi="sw_KE"/>
+        </w:rPr>
+        <w:t>Nehemia 13:15–22</w:t>
+      </w:r>
       <w:r>
         <w:rPr>
           <w:lang w:val="sw_KE" w:bidi="sw_KE"/>
@@ -1166,18 +914,12 @@
         </w:rPr>
         <w:t xml:space="preserve">Ingawa matatizo yalibaki mwishoni mwa kipindi chake Yerusalemu (angalia </w:t>
       </w:r>
-      <w:hyperlink r:id="rId55">
-        <w:r>
-          <w:rPr>
-            <w:lang w:val="sw_KE" w:bidi="sw_KE"/>
-          </w:rPr>
-          <w:rPr>
-            <w:color w:val="0000EE"/>
-            <w:u w:val="single"/>
-          </w:rPr>
-          <w:t>Nehemia 13</w:t>
-        </w:r>
-      </w:hyperlink>
+      <w:r>
+        <w:rPr>
+          <w:lang w:val="sw_KE" w:bidi="sw_KE"/>
+        </w:rPr>
+        <w:t>Nehemia 13</w:t>
+      </w:r>
       <w:r>
         <w:rPr>
           <w:lang w:val="sw_KE" w:bidi="sw_KE"/>
@@ -1207,54 +949,36 @@
           <w:lang w:val="sw_KE" w:bidi="sw_KE"/>
         </w:rPr>
       </w:r>
-      <w:hyperlink r:id="rId56">
-        <w:r>
-          <w:rPr>
-            <w:lang w:val="sw_KE" w:bidi="sw_KE"/>
-          </w:rPr>
-          <w:rPr>
-            <w:color w:val="0000EE"/>
-            <w:u w:val="single"/>
-          </w:rPr>
-          <w:t>Nehemia 1:1–7:73</w:t>
-        </w:r>
-      </w:hyperlink>
+      <w:r>
+        <w:rPr>
+          <w:lang w:val="sw_KE" w:bidi="sw_KE"/>
+        </w:rPr>
+        <w:t>Nehemia 1:1–7:73</w:t>
+      </w:r>
       <w:r>
         <w:rPr>
           <w:lang w:val="sw_KE" w:bidi="sw_KE"/>
         </w:rPr>
         <w:t xml:space="preserve">; </w:t>
       </w:r>
-      <w:hyperlink r:id="rId57">
-        <w:r>
-          <w:rPr>
-            <w:lang w:val="sw_KE" w:bidi="sw_KE"/>
-          </w:rPr>
-          <w:rPr>
-            <w:color w:val="0000EE"/>
-            <w:u w:val="single"/>
-          </w:rPr>
-          <w:t>8:9–10</w:t>
-        </w:r>
-      </w:hyperlink>
+      <w:r>
+        <w:rPr>
+          <w:lang w:val="sw_KE" w:bidi="sw_KE"/>
+        </w:rPr>
+        <w:t>8:9–10</w:t>
+      </w:r>
       <w:r>
         <w:rPr>
           <w:lang w:val="sw_KE" w:bidi="sw_KE"/>
         </w:rPr>
         <w:t xml:space="preserve">; </w:t>
       </w:r>
-      <w:hyperlink r:id="rId58">
-        <w:r>
-          <w:rPr>
-            <w:lang w:val="sw_KE" w:bidi="sw_KE"/>
-          </w:rPr>
-          <w:rPr>
-            <w:color w:val="0000EE"/>
-            <w:u w:val="single"/>
-          </w:rPr>
-          <w:t>10:1–13:31</w:t>
-        </w:r>
-      </w:hyperlink>
+      <w:r>
+        <w:rPr>
+          <w:lang w:val="sw_KE" w:bidi="sw_KE"/>
+        </w:rPr>
+        <w:t>10:1–13:31</w:t>
+      </w:r>
       <w:r>
         <w:rPr>
           <w:lang w:val="sw_KE" w:bidi="sw_KE"/>
@@ -1353,18 +1077,12 @@
         </w:rPr>
         <w:t>Paulo alipowaandikia Warumi karibu AD 57, aliwahimiza "kutii mamlaka za serikali" kama "zilizowekwa na Mungu" (</w:t>
       </w:r>
-      <w:hyperlink r:id="rId59">
-        <w:r>
-          <w:rPr>
-            <w:lang w:val="sw_KE" w:bidi="sw_KE"/>
-          </w:rPr>
-          <w:rPr>
-            <w:color w:val="0000EE"/>
-            <w:u w:val="single"/>
-          </w:rPr>
-          <w:t>Warumi 13:1</w:t>
-        </w:r>
-      </w:hyperlink>
+      <w:r>
+        <w:rPr>
+          <w:lang w:val="sw_KE" w:bidi="sw_KE"/>
+        </w:rPr>
+        <w:t>Warumi 13:1</w:t>
+      </w:r>
       <w:r>
         <w:rPr>
           <w:lang w:val="sw_KE" w:bidi="sw_KE"/>
@@ -1385,18 +1103,12 @@
         </w:rPr>
         <w:t xml:space="preserve">Vitendo vibaya zaidi vya Nero vilitokea baada ya kupanga mauaji ya mama yake mnamo AD 59 (mwaka huo huo Paulo alikata rufaa kwa Kaisari, </w:t>
       </w:r>
-      <w:hyperlink r:id="rId60">
-        <w:r>
-          <w:rPr>
-            <w:lang w:val="sw_KE" w:bidi="sw_KE"/>
-          </w:rPr>
-          <w:rPr>
-            <w:color w:val="0000EE"/>
-            <w:u w:val="single"/>
-          </w:rPr>
-          <w:t>Matendo 25:11</w:t>
-        </w:r>
-      </w:hyperlink>
+      <w:r>
+        <w:rPr>
+          <w:lang w:val="sw_KE" w:bidi="sw_KE"/>
+        </w:rPr>
+        <w:t>Matendo 25:11</w:t>
+      </w:r>
       <w:r>
         <w:rPr>
           <w:lang w:val="sw_KE" w:bidi="sw_KE"/>
@@ -1513,18 +1225,12 @@
           <w:lang w:val="sw_KE" w:bidi="sw_KE"/>
         </w:rPr>
       </w:r>
-      <w:hyperlink r:id="rId61">
-        <w:r>
-          <w:rPr>
-            <w:lang w:val="sw_KE" w:bidi="sw_KE"/>
-          </w:rPr>
-          <w:rPr>
-            <w:color w:val="0000EE"/>
-            <w:u w:val="single"/>
-          </w:rPr>
-          <w:t>Warumi 13:1–7</w:t>
-        </w:r>
-      </w:hyperlink>
+      <w:r>
+        <w:rPr>
+          <w:lang w:val="sw_KE" w:bidi="sw_KE"/>
+        </w:rPr>
+        <w:t>Warumi 13:1–7</w:t>
+      </w:r>
       <w:r>
         <w:rPr>
           <w:lang w:val="sw_KE" w:bidi="sw_KE"/>
@@ -1573,18 +1279,12 @@
         </w:rPr>
         <w:t>Nikodemo alikuwa Farisayo Myahudi anayeheshimika (</w:t>
       </w:r>
-      <w:hyperlink r:id="rId62">
-        <w:r>
-          <w:rPr>
-            <w:lang w:val="sw_KE" w:bidi="sw_KE"/>
-          </w:rPr>
-          <w:rPr>
-            <w:color w:val="0000EE"/>
-            <w:u w:val="single"/>
-          </w:rPr>
-          <w:t>Yohana 3:1</w:t>
-        </w:r>
-      </w:hyperlink>
+      <w:r>
+        <w:rPr>
+          <w:lang w:val="sw_KE" w:bidi="sw_KE"/>
+        </w:rPr>
+        <w:t>Yohana 3:1</w:t>
+      </w:r>
       <w:r>
         <w:rPr>
           <w:lang w:val="sw_KE" w:bidi="sw_KE"/>
@@ -1605,18 +1305,12 @@
         </w:rPr>
         <w:t>Nikodemo alitamani kuelewa zaidi kuhusu mamlaka na miujiza ya Yesu. Hivyo, alimtembelea Yesu kwa siri usiku ili kupata ufahamu zaidi kumhusu. Yesu alimweleza Nikodemo kwamba ni lazima azaliwe mara ya pili ili kuingia katika ufalme wa Mungu (</w:t>
       </w:r>
-      <w:hyperlink r:id="rId63">
-        <w:r>
-          <w:rPr>
-            <w:lang w:val="sw_KE" w:bidi="sw_KE"/>
-          </w:rPr>
-          <w:rPr>
-            <w:color w:val="0000EE"/>
-            <w:u w:val="single"/>
-          </w:rPr>
-          <w:t>Yohana 3:1–8</w:t>
-        </w:r>
-      </w:hyperlink>
+      <w:r>
+        <w:rPr>
+          <w:lang w:val="sw_KE" w:bidi="sw_KE"/>
+        </w:rPr>
+        <w:t>Yohana 3:1–8</w:t>
+      </w:r>
       <w:r>
         <w:rPr>
           <w:lang w:val="sw_KE" w:bidi="sw_KE"/>
@@ -1637,36 +1331,24 @@
         </w:rPr>
         <w:t>Baadaye, tofauti na wenzake kwenye baraza kuu la Kiyahudi, alisisitiza kwa nguvu kwamba Yesu alistahili kesi ya haki (</w:t>
       </w:r>
-      <w:hyperlink r:id="rId64">
-        <w:r>
-          <w:rPr>
-            <w:lang w:val="sw_KE" w:bidi="sw_KE"/>
-          </w:rPr>
-          <w:rPr>
-            <w:color w:val="0000EE"/>
-            <w:u w:val="single"/>
-          </w:rPr>
-          <w:t>Yohana 7:50–51</w:t>
-        </w:r>
-      </w:hyperlink>
+      <w:r>
+        <w:rPr>
+          <w:lang w:val="sw_KE" w:bidi="sw_KE"/>
+        </w:rPr>
+        <w:t>Yohana 7:50–51</w:t>
+      </w:r>
       <w:r>
         <w:rPr>
           <w:lang w:val="sw_KE" w:bidi="sw_KE"/>
         </w:rPr>
         <w:t>). Baada ya Yesu kufa msalabani, alinunua pauni sabini na tano za marashi ya gharama kubwa kwa ajili ya mazishi. Alipeleka kwenye kaburi na kumsaidia Yosefu wa Arimathaya kumzika Yesu (</w:t>
       </w:r>
-      <w:hyperlink r:id="rId65">
-        <w:r>
-          <w:rPr>
-            <w:lang w:val="sw_KE" w:bidi="sw_KE"/>
-          </w:rPr>
-          <w:rPr>
-            <w:color w:val="0000EE"/>
-            <w:u w:val="single"/>
-          </w:rPr>
-          <w:t>Yohana 19:39–42</w:t>
-        </w:r>
-      </w:hyperlink>
+      <w:r>
+        <w:rPr>
+          <w:lang w:val="sw_KE" w:bidi="sw_KE"/>
+        </w:rPr>
+        <w:t>Yohana 19:39–42</w:t>
+      </w:r>
       <w:r>
         <w:rPr>
           <w:lang w:val="sw_KE" w:bidi="sw_KE"/>
@@ -1696,54 +1378,36 @@
           <w:lang w:val="sw_KE" w:bidi="sw_KE"/>
         </w:rPr>
       </w:r>
-      <w:hyperlink r:id="rId66">
-        <w:r>
-          <w:rPr>
-            <w:lang w:val="sw_KE" w:bidi="sw_KE"/>
-          </w:rPr>
-          <w:rPr>
-            <w:color w:val="0000EE"/>
-            <w:u w:val="single"/>
-          </w:rPr>
-          <w:t>Yohana 3:1–9</w:t>
-        </w:r>
-      </w:hyperlink>
+      <w:r>
+        <w:rPr>
+          <w:lang w:val="sw_KE" w:bidi="sw_KE"/>
+        </w:rPr>
+        <w:t>Yohana 3:1–9</w:t>
+      </w:r>
       <w:r>
         <w:rPr>
           <w:lang w:val="sw_KE" w:bidi="sw_KE"/>
         </w:rPr>
         <w:t xml:space="preserve">; </w:t>
       </w:r>
-      <w:hyperlink r:id="rId67">
-        <w:r>
-          <w:rPr>
-            <w:lang w:val="sw_KE" w:bidi="sw_KE"/>
-          </w:rPr>
-          <w:rPr>
-            <w:color w:val="0000EE"/>
-            <w:u w:val="single"/>
-          </w:rPr>
-          <w:t>7:50</w:t>
-        </w:r>
-      </w:hyperlink>
+      <w:r>
+        <w:rPr>
+          <w:lang w:val="sw_KE" w:bidi="sw_KE"/>
+        </w:rPr>
+        <w:t>7:50</w:t>
+      </w:r>
       <w:r>
         <w:rPr>
           <w:lang w:val="sw_KE" w:bidi="sw_KE"/>
         </w:rPr>
         <w:t xml:space="preserve">; </w:t>
       </w:r>
-      <w:hyperlink r:id="rId65">
-        <w:r>
-          <w:rPr>
-            <w:lang w:val="sw_KE" w:bidi="sw_KE"/>
-          </w:rPr>
-          <w:rPr>
-            <w:color w:val="0000EE"/>
-            <w:u w:val="single"/>
-          </w:rPr>
-          <w:t>19:39–42</w:t>
-        </w:r>
-      </w:hyperlink>
+      <w:r>
+        <w:rPr>
+          <w:lang w:val="sw_KE" w:bidi="sw_KE"/>
+        </w:rPr>
+        <w:t>19:39–42</w:t>
+      </w:r>
       <w:r>
         <w:rPr>
           <w:lang w:val="sw_KE" w:bidi="sw_KE"/>
@@ -1792,18 +1456,12 @@
         </w:rPr>
         <w:t>Noa alikuwa mwana wa Lameki na mzao wa Sethi (</w:t>
       </w:r>
-      <w:hyperlink r:id="rId68">
-        <w:r>
-          <w:rPr>
-            <w:lang w:val="sw_KE" w:bidi="sw_KE"/>
-          </w:rPr>
-          <w:rPr>
-            <w:color w:val="0000EE"/>
-            <w:u w:val="single"/>
-          </w:rPr>
-          <w:t>Mwanzo 5:3–29</w:t>
-        </w:r>
-      </w:hyperlink>
+      <w:r>
+        <w:rPr>
+          <w:lang w:val="sw_KE" w:bidi="sw_KE"/>
+        </w:rPr>
+        <w:t>Mwanzo 5:3–29</w:t>
+      </w:r>
       <w:r>
         <w:rPr>
           <w:lang w:val="sw_KE" w:bidi="sw_KE"/>
@@ -1824,126 +1482,84 @@
         </w:rPr>
         <w:t>Mungu alipanga kuangamiza uumbaji kwa sababu ya uovu wa binadamu uliokuwa umeenea (</w:t>
       </w:r>
-      <w:hyperlink r:id="rId69">
-        <w:r>
-          <w:rPr>
-            <w:lang w:val="sw_KE" w:bidi="sw_KE"/>
-          </w:rPr>
-          <w:rPr>
-            <w:color w:val="0000EE"/>
-            <w:u w:val="single"/>
-          </w:rPr>
-          <w:t>Mwanzo 6:1–7</w:t>
-        </w:r>
-      </w:hyperlink>
+      <w:r>
+        <w:rPr>
+          <w:lang w:val="sw_KE" w:bidi="sw_KE"/>
+        </w:rPr>
+        <w:t>Mwanzo 6:1–7</w:t>
+      </w:r>
       <w:r>
         <w:rPr>
           <w:lang w:val="sw_KE" w:bidi="sw_KE"/>
         </w:rPr>
         <w:t xml:space="preserve">; angalia </w:t>
       </w:r>
-      <w:hyperlink r:id="rId70">
-        <w:r>
-          <w:rPr>
-            <w:lang w:val="sw_KE" w:bidi="sw_KE"/>
-          </w:rPr>
-          <w:rPr>
-            <w:color w:val="0000EE"/>
-            <w:u w:val="single"/>
-          </w:rPr>
-          <w:t>Mathayo 24:37–39</w:t>
-        </w:r>
-      </w:hyperlink>
+      <w:r>
+        <w:rPr>
+          <w:lang w:val="sw_KE" w:bidi="sw_KE"/>
+        </w:rPr>
+        <w:t>Mathayo 24:37–39</w:t>
+      </w:r>
       <w:r>
         <w:rPr>
           <w:lang w:val="sw_KE" w:bidi="sw_KE"/>
         </w:rPr>
         <w:t xml:space="preserve">; </w:t>
       </w:r>
-      <w:hyperlink r:id="rId71">
-        <w:r>
-          <w:rPr>
-            <w:lang w:val="sw_KE" w:bidi="sw_KE"/>
-          </w:rPr>
-          <w:rPr>
-            <w:color w:val="0000EE"/>
-            <w:u w:val="single"/>
-          </w:rPr>
-          <w:t>Luka 17:26–27</w:t>
-        </w:r>
-      </w:hyperlink>
+      <w:r>
+        <w:rPr>
+          <w:lang w:val="sw_KE" w:bidi="sw_KE"/>
+        </w:rPr>
+        <w:t>Luka 17:26–27</w:t>
+      </w:r>
       <w:r>
         <w:rPr>
           <w:lang w:val="sw_KE" w:bidi="sw_KE"/>
         </w:rPr>
         <w:t>), lakini aliamua kumwokoa Noa (</w:t>
       </w:r>
-      <w:hyperlink r:id="rId72">
-        <w:r>
-          <w:rPr>
-            <w:lang w:val="sw_KE" w:bidi="sw_KE"/>
-          </w:rPr>
-          <w:rPr>
-            <w:color w:val="0000EE"/>
-            <w:u w:val="single"/>
-          </w:rPr>
-          <w:t>Mwanzo 6:8</w:t>
-        </w:r>
-      </w:hyperlink>
+      <w:r>
+        <w:rPr>
+          <w:lang w:val="sw_KE" w:bidi="sw_KE"/>
+        </w:rPr>
+        <w:t>Mwanzo 6:8</w:t>
+      </w:r>
       <w:r>
         <w:rPr>
           <w:lang w:val="sw_KE" w:bidi="sw_KE"/>
         </w:rPr>
         <w:t>). Mungu alimpa Noa, ambaye alikuwa mwenye haki na asiye na lawama (</w:t>
       </w:r>
-      <w:hyperlink r:id="rId73">
-        <w:r>
-          <w:rPr>
-            <w:lang w:val="sw_KE" w:bidi="sw_KE"/>
-          </w:rPr>
-          <w:rPr>
-            <w:color w:val="0000EE"/>
-            <w:u w:val="single"/>
-          </w:rPr>
-          <w:t>Mwanzo 6:9</w:t>
-        </w:r>
-      </w:hyperlink>
+      <w:r>
+        <w:rPr>
+          <w:lang w:val="sw_KE" w:bidi="sw_KE"/>
+        </w:rPr>
+        <w:t>Mwanzo 6:9</w:t>
+      </w:r>
       <w:r>
         <w:rPr>
           <w:lang w:val="sw_KE" w:bidi="sw_KE"/>
         </w:rPr>
         <w:t>), maagizo ya kina ya kujenga safina. Ni familia ya Noa ya watu wanane na kila aina ya kiumbe tu ndio wangeokolewa (</w:t>
       </w:r>
-      <w:hyperlink r:id="rId74">
-        <w:r>
-          <w:rPr>
-            <w:lang w:val="sw_KE" w:bidi="sw_KE"/>
-          </w:rPr>
-          <w:rPr>
-            <w:color w:val="0000EE"/>
-            <w:u w:val="single"/>
-          </w:rPr>
-          <w:t>Mwanzo 6:14–8:19</w:t>
-        </w:r>
-      </w:hyperlink>
+      <w:r>
+        <w:rPr>
+          <w:lang w:val="sw_KE" w:bidi="sw_KE"/>
+        </w:rPr>
+        <w:t>Mwanzo 6:14–8:19</w:t>
+      </w:r>
       <w:r>
         <w:rPr>
           <w:lang w:val="sw_KE" w:bidi="sw_KE"/>
         </w:rPr>
         <w:t>). Baada ya Gharika, Noa na familia yake walitoka kwenye safina. Noa alimfurahisha Mungu kwa kujenga madhabahu na kutoa dhabihu. Mungu aliahidi kamwe kutogharikisha dunia nzima tena au kuvuruga misimu, licha ya dhambi za binadamu (</w:t>
       </w:r>
-      <w:hyperlink r:id="rId75">
-        <w:r>
-          <w:rPr>
-            <w:lang w:val="sw_KE" w:bidi="sw_KE"/>
-          </w:rPr>
-          <w:rPr>
-            <w:color w:val="0000EE"/>
-            <w:u w:val="single"/>
-          </w:rPr>
-          <w:t>Mwanzo 8:20–9:17</w:t>
-        </w:r>
-      </w:hyperlink>
+      <w:r>
+        <w:rPr>
+          <w:lang w:val="sw_KE" w:bidi="sw_KE"/>
+        </w:rPr>
+        <w:t>Mwanzo 8:20–9:17</w:t>
+      </w:r>
       <w:r>
         <w:rPr>
           <w:lang w:val="sw_KE" w:bidi="sw_KE"/>
@@ -1964,108 +1580,72 @@
         </w:rPr>
         <w:t>Wana wa Noa walikuwa Shemu, Hamu, na Yafethi. Mataifa yote ya dunia yalitokana nao (</w:t>
       </w:r>
-      <w:hyperlink r:id="rId76">
-        <w:r>
-          <w:rPr>
-            <w:lang w:val="sw_KE" w:bidi="sw_KE"/>
-          </w:rPr>
-          <w:rPr>
-            <w:color w:val="0000EE"/>
-            <w:u w:val="single"/>
-          </w:rPr>
-          <w:t>Mwanzo 9:18–19</w:t>
-        </w:r>
-      </w:hyperlink>
+      <w:r>
+        <w:rPr>
+          <w:lang w:val="sw_KE" w:bidi="sw_KE"/>
+        </w:rPr>
+        <w:t>Mwanzo 9:18–19</w:t>
+      </w:r>
       <w:r>
         <w:rPr>
           <w:lang w:val="sw_KE" w:bidi="sw_KE"/>
         </w:rPr>
         <w:t>). Wakati Noa alipolewa kwa divai aliyotengeneza, wanawe na kizazi chao walilaaniwa au kubarikiwa kulingana na matendo yao kwake (</w:t>
       </w:r>
-      <w:hyperlink r:id="rId77">
-        <w:r>
-          <w:rPr>
-            <w:lang w:val="sw_KE" w:bidi="sw_KE"/>
-          </w:rPr>
-          <w:rPr>
-            <w:color w:val="0000EE"/>
-            <w:u w:val="single"/>
-          </w:rPr>
-          <w:t>Mwanzo 9:20–27</w:t>
-        </w:r>
-      </w:hyperlink>
+      <w:r>
+        <w:rPr>
+          <w:lang w:val="sw_KE" w:bidi="sw_KE"/>
+        </w:rPr>
+        <w:t>Mwanzo 9:20–27</w:t>
+      </w:r>
       <w:r>
         <w:rPr>
           <w:lang w:val="sw_KE" w:bidi="sw_KE"/>
         </w:rPr>
         <w:t>). Noa aliishi kwa miaka 950, ikiwa ni pamoja na miaka 350 baada ya Gharika (</w:t>
       </w:r>
-      <w:hyperlink r:id="rId78">
-        <w:r>
-          <w:rPr>
-            <w:lang w:val="sw_KE" w:bidi="sw_KE"/>
-          </w:rPr>
-          <w:rPr>
-            <w:color w:val="0000EE"/>
-            <w:u w:val="single"/>
-          </w:rPr>
-          <w:t>Mwanzo 9:28–29</w:t>
-        </w:r>
-      </w:hyperlink>
+      <w:r>
+        <w:rPr>
+          <w:lang w:val="sw_KE" w:bidi="sw_KE"/>
+        </w:rPr>
+        <w:t>Mwanzo 9:28–29</w:t>
+      </w:r>
       <w:r>
         <w:rPr>
           <w:lang w:val="sw_KE" w:bidi="sw_KE"/>
         </w:rPr>
         <w:t xml:space="preserve">). Yeye ni mfano wa uadilifu, utii, ujasiri, na imani (tazama </w:t>
       </w:r>
-      <w:hyperlink r:id="rId79">
-        <w:r>
-          <w:rPr>
-            <w:lang w:val="sw_KE" w:bidi="sw_KE"/>
-          </w:rPr>
-          <w:rPr>
-            <w:color w:val="0000EE"/>
-            <w:u w:val="single"/>
-          </w:rPr>
-          <w:t>Ezekieli 14:12–20</w:t>
-        </w:r>
-      </w:hyperlink>
+      <w:r>
+        <w:rPr>
+          <w:lang w:val="sw_KE" w:bidi="sw_KE"/>
+        </w:rPr>
+        <w:t>Ezekieli 14:12–20</w:t>
+      </w:r>
       <w:r>
         <w:rPr>
           <w:lang w:val="sw_KE" w:bidi="sw_KE"/>
         </w:rPr>
         <w:t xml:space="preserve">; </w:t>
       </w:r>
-      <w:hyperlink r:id="rId80">
-        <w:r>
-          <w:rPr>
-            <w:lang w:val="sw_KE" w:bidi="sw_KE"/>
-          </w:rPr>
-          <w:rPr>
-            <w:color w:val="0000EE"/>
-            <w:u w:val="single"/>
-          </w:rPr>
-          <w:t>Waebrania 11:7</w:t>
-        </w:r>
-      </w:hyperlink>
+      <w:r>
+        <w:rPr>
+          <w:lang w:val="sw_KE" w:bidi="sw_KE"/>
+        </w:rPr>
+        <w:t>Waebrania 11:7</w:t>
+      </w:r>
       <w:r>
         <w:rPr>
           <w:lang w:val="sw_KE" w:bidi="sw_KE"/>
         </w:rPr>
         <w:t xml:space="preserve">; </w:t>
       </w:r>
-      <w:hyperlink r:id="rId81">
-        <w:r>
-          <w:rPr>
-            <w:lang w:val="sw_KE" w:bidi="sw_KE"/>
-          </w:rPr>
-          <w:rPr>
-            <w:color w:val="0000EE"/>
-            <w:u w:val="single"/>
-          </w:rPr>
-          <w:t>2 Petro 2:5</w:t>
-        </w:r>
-      </w:hyperlink>
+      <w:r>
+        <w:rPr>
+          <w:lang w:val="sw_KE" w:bidi="sw_KE"/>
+        </w:rPr>
+        <w:t>2 Petro 2:5</w:t>
+      </w:r>
       <w:r>
         <w:rPr>
           <w:lang w:val="sw_KE" w:bidi="sw_KE"/>
@@ -2095,180 +1675,120 @@
           <w:lang w:val="sw_KE" w:bidi="sw_KE"/>
         </w:rPr>
       </w:r>
-      <w:hyperlink r:id="rId82">
-        <w:r>
-          <w:rPr>
-            <w:lang w:val="sw_KE" w:bidi="sw_KE"/>
-          </w:rPr>
-          <w:rPr>
-            <w:color w:val="0000EE"/>
-            <w:u w:val="single"/>
-          </w:rPr>
-          <w:t>Mwanzo 5:28–10:1</w:t>
-        </w:r>
-      </w:hyperlink>
+      <w:r>
+        <w:rPr>
+          <w:lang w:val="sw_KE" w:bidi="sw_KE"/>
+        </w:rPr>
+        <w:t>Mwanzo 5:28–10:1</w:t>
+      </w:r>
       <w:r>
         <w:rPr>
           <w:lang w:val="sw_KE" w:bidi="sw_KE"/>
         </w:rPr>
         <w:t xml:space="preserve">; </w:t>
       </w:r>
-      <w:hyperlink r:id="rId83">
-        <w:r>
-          <w:rPr>
-            <w:lang w:val="sw_KE" w:bidi="sw_KE"/>
-          </w:rPr>
-          <w:rPr>
-            <w:color w:val="0000EE"/>
-            <w:u w:val="single"/>
-          </w:rPr>
-          <w:t>1 Mambo ya Nyakati 1:4</w:t>
-        </w:r>
-      </w:hyperlink>
+      <w:r>
+        <w:rPr>
+          <w:lang w:val="sw_KE" w:bidi="sw_KE"/>
+        </w:rPr>
+        <w:t>1 Mambo ya Nyakati 1:4</w:t>
+      </w:r>
       <w:r>
         <w:rPr>
           <w:lang w:val="sw_KE" w:bidi="sw_KE"/>
         </w:rPr>
         <w:t xml:space="preserve">; </w:t>
       </w:r>
-      <w:hyperlink r:id="rId84">
-        <w:r>
-          <w:rPr>
-            <w:lang w:val="sw_KE" w:bidi="sw_KE"/>
-          </w:rPr>
-          <w:rPr>
-            <w:color w:val="0000EE"/>
-            <w:u w:val="single"/>
-          </w:rPr>
-          <w:t>Isaya 54:9</w:t>
-        </w:r>
-      </w:hyperlink>
+      <w:r>
+        <w:rPr>
+          <w:lang w:val="sw_KE" w:bidi="sw_KE"/>
+        </w:rPr>
+        <w:t>Isaya 54:9</w:t>
+      </w:r>
       <w:r>
         <w:rPr>
           <w:lang w:val="sw_KE" w:bidi="sw_KE"/>
         </w:rPr>
         <w:t xml:space="preserve">; </w:t>
       </w:r>
-      <w:hyperlink r:id="rId79">
-        <w:r>
-          <w:rPr>
-            <w:lang w:val="sw_KE" w:bidi="sw_KE"/>
-          </w:rPr>
-          <w:rPr>
-            <w:color w:val="0000EE"/>
-            <w:u w:val="single"/>
-          </w:rPr>
-          <w:t>Ezekieli 14:12–20</w:t>
-        </w:r>
-      </w:hyperlink>
+      <w:r>
+        <w:rPr>
+          <w:lang w:val="sw_KE" w:bidi="sw_KE"/>
+        </w:rPr>
+        <w:t>Ezekieli 14:12–20</w:t>
+      </w:r>
       <w:r>
         <w:rPr>
           <w:lang w:val="sw_KE" w:bidi="sw_KE"/>
         </w:rPr>
         <w:t xml:space="preserve">; </w:t>
       </w:r>
-      <w:hyperlink r:id="rId85">
-        <w:r>
-          <w:rPr>
-            <w:lang w:val="sw_KE" w:bidi="sw_KE"/>
-          </w:rPr>
-          <w:rPr>
-            <w:color w:val="0000EE"/>
-            <w:u w:val="single"/>
-          </w:rPr>
-          <w:t>Mathayo 24:37–38</w:t>
-        </w:r>
-      </w:hyperlink>
+      <w:r>
+        <w:rPr>
+          <w:lang w:val="sw_KE" w:bidi="sw_KE"/>
+        </w:rPr>
+        <w:t>Mathayo 24:37–38</w:t>
+      </w:r>
       <w:r>
         <w:rPr>
           <w:lang w:val="sw_KE" w:bidi="sw_KE"/>
         </w:rPr>
         <w:t xml:space="preserve">; </w:t>
       </w:r>
-      <w:hyperlink r:id="rId86">
-        <w:r>
-          <w:rPr>
-            <w:lang w:val="sw_KE" w:bidi="sw_KE"/>
-          </w:rPr>
-          <w:rPr>
-            <w:color w:val="0000EE"/>
-            <w:u w:val="single"/>
-          </w:rPr>
-          <w:t>Luka 3:36</w:t>
-        </w:r>
-      </w:hyperlink>
+      <w:r>
+        <w:rPr>
+          <w:lang w:val="sw_KE" w:bidi="sw_KE"/>
+        </w:rPr>
+        <w:t>Luka 3:36</w:t>
+      </w:r>
       <w:r>
         <w:rPr>
           <w:lang w:val="sw_KE" w:bidi="sw_KE"/>
         </w:rPr>
         <w:t xml:space="preserve">; </w:t>
       </w:r>
-      <w:hyperlink r:id="rId71">
-        <w:r>
-          <w:rPr>
-            <w:lang w:val="sw_KE" w:bidi="sw_KE"/>
-          </w:rPr>
-          <w:rPr>
-            <w:color w:val="0000EE"/>
-            <w:u w:val="single"/>
-          </w:rPr>
-          <w:t>Luka 17:26–27</w:t>
-        </w:r>
-      </w:hyperlink>
+      <w:r>
+        <w:rPr>
+          <w:lang w:val="sw_KE" w:bidi="sw_KE"/>
+        </w:rPr>
+        <w:t>Luka 17:26–27</w:t>
+      </w:r>
       <w:r>
         <w:rPr>
           <w:lang w:val="sw_KE" w:bidi="sw_KE"/>
         </w:rPr>
         <w:t xml:space="preserve">; </w:t>
       </w:r>
-      <w:hyperlink r:id="rId80">
-        <w:r>
-          <w:rPr>
-            <w:lang w:val="sw_KE" w:bidi="sw_KE"/>
-          </w:rPr>
-          <w:rPr>
-            <w:color w:val="0000EE"/>
-            <w:u w:val="single"/>
-          </w:rPr>
-          <w:t>Waebrania 11:7</w:t>
-        </w:r>
-      </w:hyperlink>
+      <w:r>
+        <w:rPr>
+          <w:lang w:val="sw_KE" w:bidi="sw_KE"/>
+        </w:rPr>
+        <w:t>Waebrania 11:7</w:t>
+      </w:r>
       <w:r>
         <w:rPr>
           <w:lang w:val="sw_KE" w:bidi="sw_KE"/>
         </w:rPr>
         <w:t xml:space="preserve">; </w:t>
       </w:r>
-      <w:hyperlink r:id="rId87">
-        <w:r>
-          <w:rPr>
-            <w:lang w:val="sw_KE" w:bidi="sw_KE"/>
-          </w:rPr>
-          <w:rPr>
-            <w:color w:val="0000EE"/>
-            <w:u w:val="single"/>
-          </w:rPr>
-          <w:t>1 Petro 3:20–21</w:t>
-        </w:r>
-      </w:hyperlink>
+      <w:r>
+        <w:rPr>
+          <w:lang w:val="sw_KE" w:bidi="sw_KE"/>
+        </w:rPr>
+        <w:t>1 Petro 3:20–21</w:t>
+      </w:r>
       <w:r>
         <w:rPr>
           <w:lang w:val="sw_KE" w:bidi="sw_KE"/>
         </w:rPr>
         <w:t xml:space="preserve">; </w:t>
       </w:r>
-      <w:hyperlink r:id="rId81">
-        <w:r>
-          <w:rPr>
-            <w:lang w:val="sw_KE" w:bidi="sw_KE"/>
-          </w:rPr>
-          <w:rPr>
-            <w:color w:val="0000EE"/>
-            <w:u w:val="single"/>
-          </w:rPr>
-          <w:t>2 Petro 2:5</w:t>
-        </w:r>
-      </w:hyperlink>
+      <w:r>
+        <w:rPr>
+          <w:lang w:val="sw_KE" w:bidi="sw_KE"/>
+        </w:rPr>
+        <w:t>2 Petro 2:5</w:t>
+      </w:r>
       <w:r>
         <w:rPr>
           <w:lang w:val="sw_KE" w:bidi="sw_KE"/>
